--- a/public/documents/Sanvir_Kaur_CV.docx
+++ b/public/documents/Sanvir_Kaur_CV.docx
@@ -290,6 +290,23 @@
             <w:r>
               <w:t>MySQL, Git, GitHub</w:t>
             </w:r>
+            <w:r>
+              <w:t>,</w:t>
+            </w:r>
+            <w:r>
+              <w:t xml:space="preserve"> </w:t>
+            </w:r>
+            <w:r>
+              <w:t xml:space="preserve">Nmap, Wireshark, </w:t>
+            </w:r>
+            <w:proofErr w:type="spellStart"/>
+            <w:r>
+              <w:t>Gobuster</w:t>
+            </w:r>
+            <w:proofErr w:type="spellEnd"/>
+            <w:r>
+              <w:t>, Hydra, Burp Suite</w:t>
+            </w:r>
           </w:p>
           <w:p>
             <w:pPr>
@@ -305,7 +322,10 @@
               <w:t xml:space="preserve">Cybersecurity: </w:t>
             </w:r>
             <w:r>
-              <w:t>Networking Fundamentals, Linux, Log Analysis, Security Monitoring</w:t>
+              <w:t>Networking Fundamentals, Linux,</w:t>
+            </w:r>
+            <w:r>
+              <w:t xml:space="preserve"> Log Analysis, Security Monitoring</w:t>
             </w:r>
             <w:r>
               <w:t>, Web Application Security</w:t>
@@ -508,13 +528,23 @@
           <w:bCs/>
         </w:rPr>
       </w:pPr>
+      <w:proofErr w:type="spellStart"/>
       <w:r>
         <w:rPr>
           <w:b/>
           <w:color w:val="1F4E79"/>
           <w:sz w:val="18"/>
         </w:rPr>
-        <w:t xml:space="preserve">CyberWhat-If Engine — Cybersecurity Risk Simulation Tool | </w:t>
+        <w:t>CyberWhat</w:t>
+      </w:r>
+      <w:proofErr w:type="spellEnd"/>
+      <w:r>
+        <w:rPr>
+          <w:b/>
+          <w:color w:val="1F4E79"/>
+          <w:sz w:val="18"/>
+        </w:rPr>
+        <w:t xml:space="preserve">-If Engine — Cybersecurity Risk Simulation Tool | </w:t>
       </w:r>
       <w:hyperlink r:id="rId9" w:history="1">
         <w:r>
@@ -595,7 +625,21 @@
         <w:rPr>
           <w:sz w:val="16"/>
         </w:rPr>
-        <w:t>• Developed a rule-based cybersecurity risk simulation application using Python and Streamlit that evaluates how enabling or disabling security controls affects individual threats and overall security risk.</w:t>
+        <w:t xml:space="preserve">• Developed a rule-based cybersecurity risk simulation application using Python and </w:t>
+      </w:r>
+      <w:proofErr w:type="spellStart"/>
+      <w:r>
+        <w:rPr>
+          <w:sz w:val="16"/>
+        </w:rPr>
+        <w:t>Streamlit</w:t>
+      </w:r>
+      <w:proofErr w:type="spellEnd"/>
+      <w:r>
+        <w:rPr>
+          <w:sz w:val="16"/>
+        </w:rPr>
+        <w:t xml:space="preserve"> that evaluates how enabling or disabling security controls affects individual threats and overall security risk.</w:t>
       </w:r>
     </w:p>
     <w:p>
@@ -619,8 +663,16 @@
         <w:rPr>
           <w:sz w:val="16"/>
         </w:rPr>
-        <w:t>• Tech Stack: Python, Streamlit</w:t>
-      </w:r>
+        <w:t xml:space="preserve">• Tech Stack: Python, </w:t>
+      </w:r>
+      <w:proofErr w:type="spellStart"/>
+      <w:r>
+        <w:rPr>
+          <w:sz w:val="16"/>
+        </w:rPr>
+        <w:t>Streamlit</w:t>
+      </w:r>
+      <w:proofErr w:type="spellEnd"/>
     </w:p>
     <w:p>
       <w:pPr>
@@ -856,8 +908,17 @@
           <w:b/>
           <w:color w:val="1F4E79"/>
         </w:rPr>
-        <w:t>Hands-On Cybersecurity Learning | TryHackMe</w:t>
-      </w:r>
+        <w:t xml:space="preserve">Hands-On Cybersecurity Learning | </w:t>
+      </w:r>
+      <w:proofErr w:type="spellStart"/>
+      <w:r>
+        <w:rPr>
+          <w:b/>
+          <w:color w:val="1F4E79"/>
+        </w:rPr>
+        <w:t>TryHackMe</w:t>
+      </w:r>
+      <w:proofErr w:type="spellEnd"/>
       <w:r>
         <w:rPr>
           <w:sz w:val="16"/>
@@ -948,8 +1009,16 @@
         <w:rPr>
           <w:sz w:val="16"/>
         </w:rPr>
-        <w:t>Cyber Security 101 Learning Path | TryHackMe</w:t>
-      </w:r>
+        <w:t xml:space="preserve">Cyber Security 101 Learning Path | </w:t>
+      </w:r>
+      <w:proofErr w:type="spellStart"/>
+      <w:r>
+        <w:rPr>
+          <w:sz w:val="16"/>
+        </w:rPr>
+        <w:t>TryHackMe</w:t>
+      </w:r>
+      <w:proofErr w:type="spellEnd"/>
       <w:r>
         <w:rPr>
           <w:sz w:val="16"/>
@@ -1104,7 +1173,21 @@
         <w:rPr>
           <w:sz w:val="16"/>
         </w:rPr>
-        <w:t>Leadership Fundamentals | EduTech Hub</w:t>
+        <w:t xml:space="preserve">Leadership Fundamentals | </w:t>
+      </w:r>
+      <w:proofErr w:type="spellStart"/>
+      <w:r>
+        <w:rPr>
+          <w:sz w:val="16"/>
+        </w:rPr>
+        <w:t>EduTech</w:t>
+      </w:r>
+      <w:proofErr w:type="spellEnd"/>
+      <w:r>
+        <w:rPr>
+          <w:sz w:val="16"/>
+        </w:rPr>
+        <w:t xml:space="preserve"> Hub</w:t>
       </w:r>
       <w:r>
         <w:rPr>
@@ -1189,11 +1272,33 @@
         </w:rPr>
         <w:t xml:space="preserve"> </w:t>
       </w:r>
+      <w:proofErr w:type="spellStart"/>
       <w:r>
         <w:rPr>
           <w:sz w:val="16"/>
         </w:rPr>
-        <w:t>QuizOff 2026: India’s Biggest AI Quiz | CampusCrew / Unstop</w:t>
+        <w:t>QuizOff</w:t>
+      </w:r>
+      <w:proofErr w:type="spellEnd"/>
+      <w:r>
+        <w:rPr>
+          <w:sz w:val="16"/>
+        </w:rPr>
+        <w:t xml:space="preserve"> 2026: India’s Biggest AI Quiz | </w:t>
+      </w:r>
+      <w:proofErr w:type="spellStart"/>
+      <w:r>
+        <w:rPr>
+          <w:sz w:val="16"/>
+        </w:rPr>
+        <w:t>CampusCrew</w:t>
+      </w:r>
+      <w:proofErr w:type="spellEnd"/>
+      <w:r>
+        <w:rPr>
+          <w:sz w:val="16"/>
+        </w:rPr>
+        <w:t xml:space="preserve"> / Unstop</w:t>
       </w:r>
       <w:r>
         <w:rPr>
@@ -1257,7 +1362,21 @@
         <w:rPr>
           <w:sz w:val="16"/>
         </w:rPr>
-        <w:t>Ranked in the Top 4% of TryHackMe users.</w:t>
+        <w:t xml:space="preserve">Ranked in the Top 4% of </w:t>
+      </w:r>
+      <w:proofErr w:type="spellStart"/>
+      <w:r>
+        <w:rPr>
+          <w:sz w:val="16"/>
+        </w:rPr>
+        <w:t>TryHackMe</w:t>
+      </w:r>
+      <w:proofErr w:type="spellEnd"/>
+      <w:r>
+        <w:rPr>
+          <w:sz w:val="16"/>
+        </w:rPr>
+        <w:t xml:space="preserve"> users.</w:t>
       </w:r>
     </w:p>
     <w:p>
@@ -1286,7 +1405,21 @@
         <w:rPr>
           <w:sz w:val="16"/>
         </w:rPr>
-        <w:t>Earned 18 TryHackMe badges through cybersecurity learning paths and practical challenges.</w:t>
+        <w:t xml:space="preserve">Earned 18 </w:t>
+      </w:r>
+      <w:proofErr w:type="spellStart"/>
+      <w:r>
+        <w:rPr>
+          <w:sz w:val="16"/>
+        </w:rPr>
+        <w:t>TryHackMe</w:t>
+      </w:r>
+      <w:proofErr w:type="spellEnd"/>
+      <w:r>
+        <w:rPr>
+          <w:sz w:val="16"/>
+        </w:rPr>
+        <w:t xml:space="preserve"> badges through cybersecurity learning paths and practical challenges.</w:t>
       </w:r>
     </w:p>
     <w:p>
@@ -2595,7 +2728,6 @@
   <w:style w:type="character" w:default="1" w:styleId="DefaultParagraphFont">
     <w:name w:val="Default Paragraph Font"/>
     <w:uiPriority w:val="1"/>
-    <w:semiHidden/>
     <w:unhideWhenUsed/>
   </w:style>
   <w:style w:type="table" w:default="1" w:styleId="TableNormal">

--- a/public/documents/Sanvir_Kaur_CV.docx
+++ b/public/documents/Sanvir_Kaur_CV.docx
@@ -1605,7 +1605,7 @@
           <w:iCs/>
           <w:sz w:val="16"/>
         </w:rPr>
-        <w:t>Percentage: 92.6%</w:t>
+        <w:t>Percentage: 92.2%</w:t>
       </w:r>
     </w:p>
     <w:p>
